--- a/lessons/2-10/downloads/2-10-notes-teacher-l2.docx
+++ b/lessons/2-10/downloads/2-10-notes-teacher-l2.docx
@@ -1769,47 +1769,6 @@
         <w:t xml:space="preserve">Write About the Math</w:t>
       </w:r>
     </w:p>
-    <w:p>
-      <w:pPr>
-        <w:spacing w:after="100"/>
-      </w:pPr>
-      <w:r>
-        <w:rPr>
-          <w:i/>
-          <w:iCs/>
-          <w:color w:val="5F6F80"/>
-          <w:sz w:val="19"/>
-          <w:szCs w:val="19"/>
-        </w:rPr>
-        <w:t xml:space="preserve">Use the support level you need. Every level answers the same math question.</w:t>
-      </w:r>
-    </w:p>
-    <w:p>
-      <w:pPr>
-        <w:pStyle w:val="Heading2"/>
-        <w:spacing w:after="80" w:before="180"/>
-      </w:pPr>
-      <w:r>
-        <w:rPr>
-          <w:b/>
-          <w:bCs/>
-          <w:color w:val="12355B"/>
-          <w:sz w:val="24"/>
-          <w:szCs w:val="24"/>
-        </w:rPr>
-        <w:t xml:space="preserve">1. Understand the Question</w:t>
-      </w:r>
-      <w:r>
-        <w:rPr>
-          <w:i/>
-          <w:iCs/>
-          <w:color w:val="B97A12"/>
-          <w:sz w:val="19"/>
-          <w:szCs w:val="19"/>
-        </w:rPr>
-        <w:t xml:space="preserve">   describe</w:t>
-      </w:r>
-    </w:p>
     <w:tbl>
       <w:tblPr>
         <w:tblW w:type="pct" w:w="100%"/>
@@ -1848,344 +1807,6 @@
               </w:rPr>
               <w:t xml:space="preserve">Is $85 a fair way to describe a 'typical' ticket price? What measure should the reporter use?</w:t>
             </w:r>
-          </w:p>
-          <w:p>
-            <w:pPr>
-              <w:spacing w:after="0"/>
-            </w:pPr>
-            <w:r>
-              <w:rPr>
-                <w:b/>
-                <w:bCs/>
-                <w:color w:val="12355B"/>
-                <w:sz w:val="20"/>
-                <w:szCs w:val="20"/>
-              </w:rPr>
-              <w:t xml:space="preserve">Your job:  </w:t>
-            </w:r>
-            <w:r>
-              <w:rPr>
-                <w:sz w:val="20"/>
-                <w:szCs w:val="20"/>
-              </w:rPr>
-              <w:t xml:space="preserve">Answer the question. Use math evidence. Explain how the evidence proves your answer.</w:t>
-            </w:r>
-            <w:r>
-              <w:rPr>
-                <w:i/>
-                <w:iCs/>
-                <w:color w:val="5F6F80"/>
-                <w:sz w:val="18"/>
-                <w:szCs w:val="18"/>
-              </w:rPr>
-              <w:br/>
-              <w:t xml:space="preserve">Responde la pregunta. Usa evidencia matemática. Explica cómo la evidencia demuestra tu respuesta.</w:t>
-            </w:r>
-          </w:p>
-        </w:tc>
-      </w:tr>
-    </w:tbl>
-    <w:p>
-      <w:pPr>
-        <w:pStyle w:val="Heading2"/>
-        <w:spacing w:after="80" w:before="180"/>
-      </w:pPr>
-      <w:r>
-        <w:rPr>
-          <w:b/>
-          <w:bCs/>
-          <w:color w:val="12355B"/>
-          <w:sz w:val="24"/>
-          <w:szCs w:val="24"/>
-        </w:rPr>
-        <w:t xml:space="preserve">2. Plan Your Math Words</w:t>
-      </w:r>
-      <w:r>
-        <w:rPr>
-          <w:i/>
-          <w:iCs/>
-          <w:color w:val="1FA6A2"/>
-          <w:sz w:val="19"/>
-          <w:szCs w:val="19"/>
-        </w:rPr>
-        <w:t xml:space="preserve">   check at least two</w:t>
-      </w:r>
-    </w:p>
-    <w:p>
-      <w:pPr>
-        <w:spacing w:after="60"/>
-      </w:pPr>
-      <w:r>
-        <w:rPr>
-          <w:b/>
-          <w:bCs/>
-          <w:color w:val="1FA6A2"/>
-          <w:sz w:val="22"/>
-          <w:szCs w:val="22"/>
-        </w:rPr>
-        <w:t xml:space="preserve">☐  </w:t>
-      </w:r>
-      <w:r>
-        <w:rPr>
-          <w:b/>
-          <w:bCs/>
-          <w:color w:val="12355B"/>
-          <w:sz w:val="20"/>
-          <w:szCs w:val="20"/>
-        </w:rPr>
-        <w:t xml:space="preserve">Appropriate Measures of Center — </w:t>
-      </w:r>
-      <w:r>
-        <w:rPr>
-          <w:sz w:val="20"/>
-          <w:szCs w:val="20"/>
-        </w:rPr>
-        <w:t xml:space="preserve">A mean, median, or mode chosen because it describes a data set fairly.</w:t>
-      </w:r>
-      <w:r>
-        <w:rPr>
-          <w:i/>
-          <w:iCs/>
-          <w:color w:val="5F6F80"/>
-          <w:sz w:val="18"/>
-          <w:szCs w:val="18"/>
-        </w:rPr>
-        <w:br/>
-        <w:t xml:space="preserve">Medidas de centro apropiadas — Una media, mediana o moda elegida porque describe un conjunto de datos de manera justa.</w:t>
-      </w:r>
-    </w:p>
-    <w:p>
-      <w:pPr>
-        <w:spacing w:after="60"/>
-      </w:pPr>
-      <w:r>
-        <w:rPr>
-          <w:b/>
-          <w:bCs/>
-          <w:color w:val="1FA6A2"/>
-          <w:sz w:val="22"/>
-          <w:szCs w:val="22"/>
-        </w:rPr>
-        <w:t xml:space="preserve">☐  </w:t>
-      </w:r>
-      <w:r>
-        <w:rPr>
-          <w:b/>
-          <w:bCs/>
-          <w:color w:val="12355B"/>
-          <w:sz w:val="20"/>
-          <w:szCs w:val="20"/>
-        </w:rPr>
-        <w:t xml:space="preserve">Mean — </w:t>
-      </w:r>
-      <w:r>
-        <w:rPr>
-          <w:sz w:val="20"/>
-          <w:szCs w:val="20"/>
-        </w:rPr>
-        <w:t xml:space="preserve">The average. Add all the numbers, then divide by how many there are.</w:t>
-      </w:r>
-      <w:r>
-        <w:rPr>
-          <w:i/>
-          <w:iCs/>
-          <w:color w:val="5F6F80"/>
-          <w:sz w:val="18"/>
-          <w:szCs w:val="18"/>
-        </w:rPr>
-        <w:br/>
-        <w:t xml:space="preserve">Media — El promedio. Suma todos los números y divide entre cuántos hay.</w:t>
-      </w:r>
-    </w:p>
-    <w:p>
-      <w:pPr>
-        <w:spacing w:after="60"/>
-      </w:pPr>
-      <w:r>
-        <w:rPr>
-          <w:b/>
-          <w:bCs/>
-          <w:color w:val="1FA6A2"/>
-          <w:sz w:val="22"/>
-          <w:szCs w:val="22"/>
-        </w:rPr>
-        <w:t xml:space="preserve">☐  </w:t>
-      </w:r>
-      <w:r>
-        <w:rPr>
-          <w:b/>
-          <w:bCs/>
-          <w:color w:val="12355B"/>
-          <w:sz w:val="20"/>
-          <w:szCs w:val="20"/>
-        </w:rPr>
-        <w:t xml:space="preserve">Median — </w:t>
-      </w:r>
-      <w:r>
-        <w:rPr>
-          <w:sz w:val="20"/>
-          <w:szCs w:val="20"/>
-        </w:rPr>
-        <w:t xml:space="preserve">The middle number when you put them in order.</w:t>
-      </w:r>
-      <w:r>
-        <w:rPr>
-          <w:i/>
-          <w:iCs/>
-          <w:color w:val="5F6F80"/>
-          <w:sz w:val="18"/>
-          <w:szCs w:val="18"/>
-        </w:rPr>
-        <w:br/>
-        <w:t xml:space="preserve">Mediana — El número del medio cuando los pones en orden.</w:t>
-      </w:r>
-    </w:p>
-    <w:p>
-      <w:pPr>
-        <w:spacing w:after="60"/>
-      </w:pPr>
-      <w:r>
-        <w:rPr>
-          <w:b/>
-          <w:bCs/>
-          <w:color w:val="1FA6A2"/>
-          <w:sz w:val="22"/>
-          <w:szCs w:val="22"/>
-        </w:rPr>
-        <w:t xml:space="preserve">☐  </w:t>
-      </w:r>
-      <w:r>
-        <w:rPr>
-          <w:b/>
-          <w:bCs/>
-          <w:color w:val="12355B"/>
-          <w:sz w:val="20"/>
-          <w:szCs w:val="20"/>
-        </w:rPr>
-        <w:t xml:space="preserve">Outlier — </w:t>
-      </w:r>
-      <w:r>
-        <w:rPr>
-          <w:sz w:val="20"/>
-          <w:szCs w:val="20"/>
-        </w:rPr>
-        <w:t xml:space="preserve">A number that is much bigger or smaller than the rest.</w:t>
-      </w:r>
-      <w:r>
-        <w:rPr>
-          <w:i/>
-          <w:iCs/>
-          <w:color w:val="5F6F80"/>
-          <w:sz w:val="18"/>
-          <w:szCs w:val="18"/>
-        </w:rPr>
-        <w:br/>
-        <w:t xml:space="preserve">Valor atípico — Un número mucho mayor o menor que los demás.</w:t>
-      </w:r>
-    </w:p>
-    <w:p>
-      <w:pPr>
-        <w:spacing w:after="60"/>
-      </w:pPr>
-      <w:r>
-        <w:rPr>
-          <w:b/>
-          <w:bCs/>
-          <w:color w:val="1FA6A2"/>
-          <w:sz w:val="22"/>
-          <w:szCs w:val="22"/>
-        </w:rPr>
-        <w:t xml:space="preserve">☐  </w:t>
-      </w:r>
-      <w:r>
-        <w:rPr>
-          <w:b/>
-          <w:bCs/>
-          <w:color w:val="12355B"/>
-          <w:sz w:val="20"/>
-          <w:szCs w:val="20"/>
-        </w:rPr>
-        <w:t xml:space="preserve">Skewed — </w:t>
-      </w:r>
-      <w:r>
-        <w:rPr>
-          <w:sz w:val="20"/>
-          <w:szCs w:val="20"/>
-        </w:rPr>
-        <w:t xml:space="preserve">When most data sits on one side with a tail on the other.</w:t>
-      </w:r>
-      <w:r>
-        <w:rPr>
-          <w:i/>
-          <w:iCs/>
-          <w:color w:val="5F6F80"/>
-          <w:sz w:val="18"/>
-          <w:szCs w:val="18"/>
-        </w:rPr>
-        <w:br/>
-        <w:t xml:space="preserve">Sesgado — Cuando la mayoría de los datos está de un lado con una cola del otro.</w:t>
-      </w:r>
-    </w:p>
-    <w:tbl>
-      <w:tblPr>
-        <w:tblW w:type="pct" w:w="100%"/>
-        <w:tblBorders>
-          <w:top w:val="single" w:color="1FA6A2" w:sz="8"/>
-          <w:left w:val="single" w:color="1FA6A2" w:sz="8"/>
-          <w:bottom w:val="single" w:color="1FA6A2" w:sz="8"/>
-          <w:right w:val="single" w:color="1FA6A2" w:sz="8"/>
-          <w:insideH w:val="single" w:color="auto" w:sz="4"/>
-          <w:insideV w:val="single" w:color="auto" w:sz="4"/>
-        </w:tblBorders>
-      </w:tblPr>
-      <w:tblGrid>
-        <w:gridCol w:w="100"/>
-      </w:tblGrid>
-      <w:tr>
-        <w:tc>
-          <w:tcPr>
-            <w:shd w:fill="F7FFFD" w:color="auto" w:val="clear"/>
-            <w:tcMar>
-              <w:top w:type="dxa" w:w="120"/>
-              <w:left w:type="dxa" w:w="180"/>
-              <w:bottom w:type="dxa" w:w="120"/>
-              <w:right w:type="dxa" w:w="180"/>
-            </w:tcMar>
-          </w:tcPr>
-          <w:p>
-            <w:pPr>
-              <w:spacing w:after="50"/>
-            </w:pPr>
-            <w:r>
-              <w:rPr>
-                <w:b/>
-                <w:bCs/>
-                <w:color w:val="1FA6A2"/>
-                <w:sz w:val="20"/>
-                <w:szCs w:val="20"/>
-              </w:rPr>
-              <w:t xml:space="preserve">Say it first:  </w:t>
-            </w:r>
-            <w:r>
-              <w:rPr>
-                <w:sz w:val="20"/>
-                <w:szCs w:val="20"/>
-              </w:rPr>
-              <w:t xml:space="preserve">Say your idea to a partner or quietly to yourself before you write.</w:t>
-            </w:r>
-          </w:p>
-          <w:p>
-            <w:pPr>
-              <w:spacing w:after="60"/>
-            </w:pPr>
-            <w:r>
-              <w:rPr>
-                <w:color w:val="1A2733"/>
-                <w:sz w:val="21"/>
-                <w:szCs w:val="21"/>
-              </w:rPr>
-              <w:t xml:space="preserve">The reporter used the ___, which is ___. A better measure would be the ___ (about ___) because ___. The courtside seat at $260 is an ___ that pulls the mean ___.</w:t>
-            </w:r>
             <w:r>
               <w:rPr>
                 <w:i/>
@@ -2195,7 +1816,7 @@
                 <w:szCs w:val="19"/>
               </w:rPr>
               <w:br/>
-              <w:t xml:space="preserve">Di tu respuesta primero: Mi respuesta es ___ porque ___.</w:t>
+              <w:t xml:space="preserve">¿$85 es una manera justa de describir un precio de boleto «típico»? ¿Qué medida debería usar el reportero?</w:t>
             </w:r>
           </w:p>
         </w:tc>
@@ -2203,28 +1824,192 @@
     </w:tbl>
     <w:p>
       <w:pPr>
-        <w:pStyle w:val="Heading2"/>
-        <w:spacing w:after="80" w:before="180"/>
-      </w:pPr>
-      <w:r>
-        <w:rPr>
-          <w:b/>
-          <w:bCs/>
-          <w:color w:val="12355B"/>
-          <w:sz w:val="24"/>
-          <w:szCs w:val="24"/>
-        </w:rPr>
-        <w:t xml:space="preserve">3. Build Your Explanation</w:t>
-      </w:r>
+        <w:spacing w:after="100"/>
+      </w:pPr>
       <w:r>
         <w:rPr>
           <w:i/>
           <w:iCs/>
-          <w:color w:val="B97A12"/>
+          <w:color w:val="5F6F80"/>
           <w:sz w:val="19"/>
           <w:szCs w:val="19"/>
         </w:rPr>
-        <w:t xml:space="preserve">   choose your support</w:t>
+        <w:t xml:space="preserve">Say your answer to a partner first. Then write it, using at least two of these words:</w:t>
+      </w:r>
+    </w:p>
+    <w:p>
+      <w:pPr>
+        <w:spacing w:after="40"/>
+      </w:pPr>
+      <w:r>
+        <w:rPr>
+          <w:b/>
+          <w:bCs/>
+          <w:color w:val="1FA6A2"/>
+          <w:sz w:val="22"/>
+          <w:szCs w:val="22"/>
+        </w:rPr>
+        <w:t xml:space="preserve">☐  </w:t>
+      </w:r>
+      <w:r>
+        <w:rPr>
+          <w:b/>
+          <w:bCs/>
+          <w:color w:val="12355B"/>
+          <w:sz w:val="20"/>
+          <w:szCs w:val="20"/>
+        </w:rPr>
+        <w:t xml:space="preserve">Mean</w:t>
+      </w:r>
+      <w:r>
+        <w:rPr>
+          <w:i/>
+          <w:iCs/>
+          <w:color w:val="5F6F80"/>
+          <w:sz w:val="18"/>
+          <w:szCs w:val="18"/>
+        </w:rPr>
+        <w:t xml:space="preserve">  ·  Media</w:t>
+      </w:r>
+    </w:p>
+    <w:p>
+      <w:pPr>
+        <w:spacing w:after="40"/>
+      </w:pPr>
+      <w:r>
+        <w:rPr>
+          <w:b/>
+          <w:bCs/>
+          <w:color w:val="1FA6A2"/>
+          <w:sz w:val="22"/>
+          <w:szCs w:val="22"/>
+        </w:rPr>
+        <w:t xml:space="preserve">☐  </w:t>
+      </w:r>
+      <w:r>
+        <w:rPr>
+          <w:b/>
+          <w:bCs/>
+          <w:color w:val="12355B"/>
+          <w:sz w:val="20"/>
+          <w:szCs w:val="20"/>
+        </w:rPr>
+        <w:t xml:space="preserve">Median</w:t>
+      </w:r>
+      <w:r>
+        <w:rPr>
+          <w:i/>
+          <w:iCs/>
+          <w:color w:val="5F6F80"/>
+          <w:sz w:val="18"/>
+          <w:szCs w:val="18"/>
+        </w:rPr>
+        <w:t xml:space="preserve">  ·  Mediana</w:t>
+      </w:r>
+    </w:p>
+    <w:p>
+      <w:pPr>
+        <w:spacing w:after="40"/>
+      </w:pPr>
+      <w:r>
+        <w:rPr>
+          <w:b/>
+          <w:bCs/>
+          <w:color w:val="1FA6A2"/>
+          <w:sz w:val="22"/>
+          <w:szCs w:val="22"/>
+        </w:rPr>
+        <w:t xml:space="preserve">☐  </w:t>
+      </w:r>
+      <w:r>
+        <w:rPr>
+          <w:b/>
+          <w:bCs/>
+          <w:color w:val="12355B"/>
+          <w:sz w:val="20"/>
+          <w:szCs w:val="20"/>
+        </w:rPr>
+        <w:t xml:space="preserve">Outlier</w:t>
+      </w:r>
+      <w:r>
+        <w:rPr>
+          <w:i/>
+          <w:iCs/>
+          <w:color w:val="5F6F80"/>
+          <w:sz w:val="18"/>
+          <w:szCs w:val="18"/>
+        </w:rPr>
+        <w:t xml:space="preserve">  ·  Valor atípico</w:t>
+      </w:r>
+    </w:p>
+    <w:p>
+      <w:pPr>
+        <w:spacing w:after="40"/>
+      </w:pPr>
+      <w:r>
+        <w:rPr>
+          <w:b/>
+          <w:bCs/>
+          <w:color w:val="1FA6A2"/>
+          <w:sz w:val="22"/>
+          <w:szCs w:val="22"/>
+        </w:rPr>
+        <w:t xml:space="preserve">☐  </w:t>
+      </w:r>
+      <w:r>
+        <w:rPr>
+          <w:b/>
+          <w:bCs/>
+          <w:color w:val="12355B"/>
+          <w:sz w:val="20"/>
+          <w:szCs w:val="20"/>
+        </w:rPr>
+        <w:t xml:space="preserve">Skewed</w:t>
+      </w:r>
+      <w:r>
+        <w:rPr>
+          <w:i/>
+          <w:iCs/>
+          <w:color w:val="5F6F80"/>
+          <w:sz w:val="18"/>
+          <w:szCs w:val="18"/>
+        </w:rPr>
+        <w:t xml:space="preserve">  ·  Sesgado</w:t>
+      </w:r>
+    </w:p>
+    <w:p>
+      <w:pPr>
+        <w:spacing w:after="40"/>
+      </w:pPr>
+      <w:r>
+        <w:rPr>
+          <w:b/>
+          <w:bCs/>
+          <w:color w:val="1FA6A2"/>
+          <w:sz w:val="22"/>
+          <w:szCs w:val="22"/>
+        </w:rPr>
+        <w:t xml:space="preserve">☐  </w:t>
+      </w:r>
+      <w:r>
+        <w:rPr>
+          <w:b/>
+          <w:bCs/>
+          <w:color w:val="12355B"/>
+          <w:sz w:val="20"/>
+          <w:szCs w:val="20"/>
+        </w:rPr>
+        <w:t xml:space="preserve">Data distribution</w:t>
+      </w:r>
+      <w:r>
+        <w:rPr>
+          <w:i/>
+          <w:iCs/>
+          <w:color w:val="5F6F80"/>
+          <w:sz w:val="18"/>
+          <w:szCs w:val="18"/>
+        </w:rPr>
+        <w:t xml:space="preserve">  ·  Distribución de datos</w:t>
       </w:r>
     </w:p>
     <w:tbl>
@@ -2255,21 +2040,6 @@
           </w:tcPr>
           <w:p>
             <w:pPr>
-              <w:spacing w:after="50"/>
-            </w:pPr>
-            <w:r>
-              <w:rPr>
-                <w:i/>
-                <w:iCs/>
-                <w:color w:val="5F6F80"/>
-                <w:sz w:val="19"/>
-                <w:szCs w:val="19"/>
-              </w:rPr>
-              <w:t xml:space="preserve">This model shows the parts of an explanation. It does not answer your writing question.</w:t>
-            </w:r>
-          </w:p>
-          <w:p>
-            <w:pPr>
               <w:spacing w:after="80"/>
             </w:pPr>
             <w:r>
@@ -2280,58 +2050,14 @@
                 <w:sz w:val="19"/>
                 <w:szCs w:val="19"/>
               </w:rPr>
-              <w:t xml:space="preserve">Claim:  </w:t>
+              <w:t xml:space="preserve">Model:  </w:t>
             </w:r>
             <w:r>
               <w:rPr>
                 <w:sz w:val="19"/>
                 <w:szCs w:val="19"/>
               </w:rPr>
-              <w:t xml:space="preserve">An outlier can pull the mean away from what is typical, making the median a better choice.</w:t>
-            </w:r>
-          </w:p>
-          <w:p>
-            <w:pPr>
-              <w:spacing w:after="80"/>
-            </w:pPr>
-            <w:r>
-              <w:rPr>
-                <w:b/>
-                <w:bCs/>
-                <w:color w:val="12355B"/>
-                <w:sz w:val="19"/>
-                <w:szCs w:val="19"/>
-              </w:rPr>
-              <w:t xml:space="preserve">Evidence:  </w:t>
-            </w:r>
-            <w:r>
-              <w:rPr>
-                <w:sz w:val="19"/>
-                <w:szCs w:val="19"/>
-              </w:rPr>
-              <w:t xml:space="preserve">Students choose the median (23) and identify 58 as an outlier that pulls the mean up to 27.6, making it unrepresentative.</w:t>
-            </w:r>
-          </w:p>
-          <w:p>
-            <w:pPr>
-              <w:spacing w:after="80"/>
-            </w:pPr>
-            <w:r>
-              <w:rPr>
-                <w:b/>
-                <w:bCs/>
-                <w:color w:val="12355B"/>
-                <w:sz w:val="19"/>
-                <w:szCs w:val="19"/>
-              </w:rPr>
-              <w:t xml:space="preserve">Reasoning:  </w:t>
-            </w:r>
-            <w:r>
-              <w:rPr>
-                <w:sz w:val="19"/>
-                <w:szCs w:val="19"/>
-              </w:rPr>
-              <w:t xml:space="preserve">This evidence connects the definition of appropriate measures of center to the mathematical claim.</w:t>
+              <w:t xml:space="preserve">Data with an outlier or a skewed shape is better summarized by the median. — A strong answer says the presence of an outlier or skew signals the median, while symmetric data with no outliers fits the mean.</w:t>
             </w:r>
           </w:p>
         </w:tc>
@@ -2410,7 +2136,7 @@
           <w:sz w:val="21"/>
           <w:szCs w:val="21"/>
         </w:rPr>
-        <w:t xml:space="preserve">My answer is ___.</w:t>
+        <w:t xml:space="preserve">My answer is ___ because ___.</w:t>
       </w:r>
       <w:r>
         <w:rPr>
@@ -2421,7 +2147,7 @@
           <w:szCs w:val="19"/>
         </w:rPr>
         <w:br/>
-        <w:t xml:space="preserve">Mi respuesta es ___.</w:t>
+        <w:t xml:space="preserve">Mi respuesta es ___ porque ___.</w:t>
       </w:r>
     </w:p>
     <w:tbl>
@@ -2561,7 +2287,7 @@
           <w:sz w:val="21"/>
           <w:szCs w:val="21"/>
         </w:rPr>
-        <w:t xml:space="preserve">I know because ___.</w:t>
+        <w:t xml:space="preserve">My evidence is ___, so ___.</w:t>
       </w:r>
       <w:r>
         <w:rPr>
@@ -2572,31 +2298,7 @@
           <w:szCs w:val="19"/>
         </w:rPr>
         <w:br/>
-        <w:t xml:space="preserve">Lo sé porque ___.</w:t>
-      </w:r>
-    </w:p>
-    <w:p>
-      <w:pPr>
-        <w:spacing w:after="60"/>
-      </w:pPr>
-      <w:r>
-        <w:rPr>
-          <w:color w:val="1A2733"/>
-          <w:sz w:val="21"/>
-          <w:szCs w:val="21"/>
-        </w:rPr>
-        <w:t xml:space="preserve">So ___.</w:t>
-      </w:r>
-      <w:r>
-        <w:rPr>
-          <w:i/>
-          <w:iCs/>
-          <w:color w:val="5F6F80"/>
-          <w:sz w:val="19"/>
-          <w:szCs w:val="19"/>
-        </w:rPr>
-        <w:br/>
-        <w:t xml:space="preserve">Entonces ___.</w:t>
+        <w:t xml:space="preserve">Mi evidencia es ___, entonces ___.</w:t>
       </w:r>
     </w:p>
     <w:tbl>
@@ -2702,78 +2404,6 @@
         <w:t xml:space="preserve">Escribe una afirmación, da evidencia matemática y explica tu razonamiento.</w:t>
       </w:r>
     </w:p>
-    <w:p>
-      <w:pPr>
-        <w:spacing w:after="60"/>
-      </w:pPr>
-      <w:r>
-        <w:rPr>
-          <w:color w:val="1A2733"/>
-          <w:sz w:val="21"/>
-          <w:szCs w:val="21"/>
-        </w:rPr>
-        <w:t xml:space="preserve">My claim is ___.</w:t>
-      </w:r>
-      <w:r>
-        <w:rPr>
-          <w:i/>
-          <w:iCs/>
-          <w:color w:val="5F6F80"/>
-          <w:sz w:val="19"/>
-          <w:szCs w:val="19"/>
-        </w:rPr>
-        <w:br/>
-        <w:t xml:space="preserve">Mi afirmación es ___.</w:t>
-      </w:r>
-    </w:p>
-    <w:p>
-      <w:pPr>
-        <w:spacing w:after="60"/>
-      </w:pPr>
-      <w:r>
-        <w:rPr>
-          <w:color w:val="1A2733"/>
-          <w:sz w:val="21"/>
-          <w:szCs w:val="21"/>
-        </w:rPr>
-        <w:t xml:space="preserve">My math evidence is ___.</w:t>
-      </w:r>
-      <w:r>
-        <w:rPr>
-          <w:i/>
-          <w:iCs/>
-          <w:color w:val="5F6F80"/>
-          <w:sz w:val="19"/>
-          <w:szCs w:val="19"/>
-        </w:rPr>
-        <w:br/>
-        <w:t xml:space="preserve">Mi evidencia matemática es ___.</w:t>
-      </w:r>
-    </w:p>
-    <w:p>
-      <w:pPr>
-        <w:spacing w:after="60"/>
-      </w:pPr>
-      <w:r>
-        <w:rPr>
-          <w:color w:val="1A2733"/>
-          <w:sz w:val="21"/>
-          <w:szCs w:val="21"/>
-        </w:rPr>
-        <w:t xml:space="preserve">This proves ___ because ___.</w:t>
-      </w:r>
-      <w:r>
-        <w:rPr>
-          <w:i/>
-          <w:iCs/>
-          <w:color w:val="5F6F80"/>
-          <w:sz w:val="19"/>
-          <w:szCs w:val="19"/>
-        </w:rPr>
-        <w:br/>
-        <w:t xml:space="preserve">Esto demuestra ___ porque ___.</w:t>
-      </w:r>
-    </w:p>
     <w:tbl>
       <w:tblPr>
         <w:tblW w:type="pct" w:w="100%"/>
@@ -2856,7 +2486,7 @@
           <w:sz w:val="24"/>
           <w:szCs w:val="24"/>
         </w:rPr>
-        <w:t xml:space="preserve">4. Check Your Explanation</w:t>
+        <w:t xml:space="preserve">Check Your Explanation</w:t>
       </w:r>
       <w:r>
         <w:rPr>
@@ -2866,7 +2496,7 @@
           <w:sz w:val="19"/>
           <w:szCs w:val="19"/>
         </w:rPr>
-        <w:t xml:space="preserve">   five quick checks</w:t>
+        <w:t xml:space="preserve">   three quick checks</w:t>
       </w:r>
     </w:p>
     <w:p>
@@ -2890,17 +2520,6 @@
         </w:rPr>
         <w:t xml:space="preserve">I answered the question.</w:t>
       </w:r>
-      <w:r>
-        <w:rPr>
-          <w:i/>
-          <w:iCs/>
-          <w:color w:val="5F6F80"/>
-          <w:sz w:val="18"/>
-          <w:szCs w:val="18"/>
-        </w:rPr>
-        <w:br/>
-        <w:t xml:space="preserve">Respondí la pregunta.</w:t>
-      </w:r>
     </w:p>
     <w:p>
       <w:pPr>
@@ -2921,18 +2540,7 @@
           <w:sz w:val="20"/>
           <w:szCs w:val="20"/>
         </w:rPr>
-        <w:t xml:space="preserve">I used math evidence: numbers, an equation, a model, or a comparison.</w:t>
-      </w:r>
-      <w:r>
-        <w:rPr>
-          <w:i/>
-          <w:iCs/>
-          <w:color w:val="5F6F80"/>
-          <w:sz w:val="18"/>
-          <w:szCs w:val="18"/>
-        </w:rPr>
-        <w:br/>
-        <w:t xml:space="preserve">Usé evidencia matemática: números, una ecuación, un modelo o una comparación.</w:t>
+        <w:t xml:space="preserve">I used math evidence: numbers, an equation, or a model.</w:t>
       </w:r>
     </w:p>
     <w:p>
@@ -2954,84 +2562,7 @@
           <w:sz w:val="20"/>
           <w:szCs w:val="20"/>
         </w:rPr>
-        <w:t xml:space="preserve">I explained how the evidence proves my answer.</w:t>
-      </w:r>
-      <w:r>
-        <w:rPr>
-          <w:i/>
-          <w:iCs/>
-          <w:color w:val="5F6F80"/>
-          <w:sz w:val="18"/>
-          <w:szCs w:val="18"/>
-        </w:rPr>
-        <w:br/>
-        <w:t xml:space="preserve">Expliqué cómo la evidencia demuestra mi respuesta.</w:t>
-      </w:r>
-    </w:p>
-    <w:p>
-      <w:pPr>
-        <w:spacing w:after="80"/>
-      </w:pPr>
-      <w:r>
-        <w:rPr>
-          <w:b/>
-          <w:bCs/>
-          <w:color w:val="1FA6A2"/>
-          <w:sz w:val="22"/>
-          <w:szCs w:val="22"/>
-        </w:rPr>
-        <w:t xml:space="preserve">☐  </w:t>
-      </w:r>
-      <w:r>
-        <w:rPr>
-          <w:sz w:val="20"/>
-          <w:szCs w:val="20"/>
-        </w:rPr>
         <w:t xml:space="preserve">I used at least two math words.</w:t>
-      </w:r>
-      <w:r>
-        <w:rPr>
-          <w:i/>
-          <w:iCs/>
-          <w:color w:val="5F6F80"/>
-          <w:sz w:val="18"/>
-          <w:szCs w:val="18"/>
-        </w:rPr>
-        <w:br/>
-        <w:t xml:space="preserve">Usé por lo menos dos palabras matemáticas.</w:t>
-      </w:r>
-    </w:p>
-    <w:p>
-      <w:pPr>
-        <w:spacing w:after="80"/>
-      </w:pPr>
-      <w:r>
-        <w:rPr>
-          <w:b/>
-          <w:bCs/>
-          <w:color w:val="1FA6A2"/>
-          <w:sz w:val="22"/>
-          <w:szCs w:val="22"/>
-        </w:rPr>
-        <w:t xml:space="preserve">☐  </w:t>
-      </w:r>
-      <w:r>
-        <w:rPr>
-          <w:sz w:val="20"/>
-          <w:szCs w:val="20"/>
-        </w:rPr>
-        <w:t xml:space="preserve">I reread complete sentences and punctuation.</w:t>
-      </w:r>
-      <w:r>
-        <w:rPr>
-          <w:i/>
-          <w:iCs/>
-          <w:color w:val="5F6F80"/>
-          <w:sz w:val="18"/>
-          <w:szCs w:val="18"/>
-        </w:rPr>
-        <w:br/>
-        <w:t xml:space="preserve">Volví a leer mis oraciones completas y la puntuación.</w:t>
       </w:r>
     </w:p>
     <w:p>
@@ -3119,7 +2650,7 @@
                 <w:sz w:val="22"/>
                 <w:szCs w:val="22"/>
               </w:rPr>
-              <w:t xml:space="preserve">Stats Report Decision</w:t>
+              <w:t xml:space="preserve">Teaching Experience</w:t>
             </w:r>
           </w:p>
           <w:p>
@@ -3131,7 +2662,7 @@
                 <w:sz w:val="21"/>
                 <w:szCs w:val="21"/>
               </w:rPr>
-              <w:t xml:space="preserve">The league is creating awards for the season. For the scoring title, they need to pick the best measure of a typical game. Here are the top scorer's points per game: 22, 24, 20, 25, 23, 21, 58. That 58-point game was a record-breaker! Should the league report the mean (27.6) or the median (23) as the player's typical scoring?</w:t>
+              <w:t xml:space="preserve">The students want to describe the data they collected about the number of years of teaching experience of the teachers in their school. Which measure of center and measure of variation should they use to summarize the data set?</w:t>
             </w:r>
           </w:p>
         </w:tc>
@@ -3805,54 +3336,7 @@
           <w:sz w:val="21"/>
           <w:szCs w:val="21"/>
         </w:rPr>
-        <w:t xml:space="preserve">A top scorer's points were 22, 24, 20, 25, 23, 21, 58. The mean is 27.6 but the median is 23. Which should the league report as the 'typical' game, and why?</w:t>
-      </w:r>
-    </w:p>
-    <w:p>
-      <w:pPr>
-        <w:spacing w:after="60"/>
-      </w:pPr>
-      <w:r>
-        <w:rPr>
-          <w:color w:val="1A2733"/>
-          <w:sz w:val="21"/>
-          <w:szCs w:val="21"/>
-        </w:rPr>
-        <w:t xml:space="preserve">Start with:  The league should report the ___ because ___.</w:t>
-      </w:r>
-      <w:r>
-        <w:rPr>
-          <w:i/>
-          <w:iCs/>
-          <w:color w:val="5F6F80"/>
-          <w:sz w:val="19"/>
-          <w:szCs w:val="19"/>
-        </w:rPr>
-        <w:br/>
-        <w:t xml:space="preserve">La liga debería reportar la ___ porque ___.</w:t>
-      </w:r>
-    </w:p>
-    <w:p>
-      <w:pPr>
-        <w:spacing w:after="80"/>
-      </w:pPr>
-      <w:r>
-        <w:rPr>
-          <w:b/>
-          <w:bCs/>
-          <w:color w:val="12355B"/>
-          <w:sz w:val="19"/>
-          <w:szCs w:val="19"/>
-        </w:rPr>
-        <w:t xml:space="preserve">Word bank:  </w:t>
-      </w:r>
-      <w:r>
-        <w:rPr>
-          <w:color w:val="1FA6A2"/>
-          <w:sz w:val="19"/>
-          <w:szCs w:val="19"/>
-        </w:rPr>
-        <w:t xml:space="preserve">mean,  median,  outlier,  skewed,  measure of center</w:t>
+        <w:t xml:space="preserve">The students collected years of teaching experience. What would make you choose the median instead of the mean to describe this data?</w:t>
       </w:r>
     </w:p>
     <w:p>
@@ -5134,7 +4618,7 @@
           <w:sz w:val="20"/>
           <w:szCs w:val="20"/>
         </w:rPr>
-        <w:t xml:space="preserve">☐  I answered the question.</w:t>
+        <w:t xml:space="preserve">☐  The answer to the math question is correct.</w:t>
       </w:r>
     </w:p>
     <w:p>
@@ -5146,7 +4630,7 @@
           <w:sz w:val="20"/>
           <w:szCs w:val="20"/>
         </w:rPr>
-        <w:t xml:space="preserve">☐  I used math evidence: numbers, an equation, a model, or a comparison.</w:t>
+        <w:t xml:space="preserve">☐  The evidence is real lesson mathematics (numbers, equation, or model), not restated claim.</w:t>
       </w:r>
     </w:p>
     <w:p>
@@ -5158,31 +4642,7 @@
           <w:sz w:val="20"/>
           <w:szCs w:val="20"/>
         </w:rPr>
-        <w:t xml:space="preserve">☐  I explained how the evidence proves my answer.</w:t>
-      </w:r>
-    </w:p>
-    <w:p>
-      <w:pPr>
-        <w:spacing w:after="80"/>
-      </w:pPr>
-      <w:r>
-        <w:rPr>
-          <w:sz w:val="20"/>
-          <w:szCs w:val="20"/>
-        </w:rPr>
-        <w:t xml:space="preserve">☐  I used at least two math words.</w:t>
-      </w:r>
-    </w:p>
-    <w:p>
-      <w:pPr>
-        <w:spacing w:after="80"/>
-      </w:pPr>
-      <w:r>
-        <w:rPr>
-          <w:sz w:val="20"/>
-          <w:szCs w:val="20"/>
-        </w:rPr>
-        <w:t xml:space="preserve">☐  I reread complete sentences and punctuation.</w:t>
+        <w:t xml:space="preserve">☐  The support level changed the language scaffolding, never the mathematical expectation.</w:t>
       </w:r>
     </w:p>
     <w:sectPr>
